--- a/testakten/zivilprozess-werkvertragsstreit-saalbau-rosenheim-bgh-revision-pohlmann/12-urteil-lg-traunstein-1-o-2188-25.docx
+++ b/testakten/zivilprozess-werkvertragsstreit-saalbau-rosenheim-bgh-revision-pohlmann/12-urteil-lg-traunstein-1-o-2188-25.docx
@@ -118,13 +118,21 @@
     <w:p>
       <w:pPr>
         <w:pStyle w:val="Heading2"/>
+        <w:keepNext/>
+        <w:spacing w:after="0"/>
       </w:pPr>
       <w:r>
         <w:rPr>
           <w:rFonts w:ascii="Times New Roman" w:hAnsi="Times New Roman"/>
         </w:rPr>
-        <w:t>Tenor</w:t>
+        <w:t>1 Tenor</w:t>
       </w:r>
+    </w:p>
+    <w:p>
+      <w:pPr>
+        <w:keepNext/>
+        <w:spacing w:before="0" w:after="0" w:line="220" w:lineRule="exact"/>
+      </w:pPr>
     </w:p>
     <w:p>
       <w:pPr>
@@ -134,7 +142,7 @@
         <w:rPr>
           <w:b/>
         </w:rPr>
-        <w:t>I.</w:t>
+        <w:t>1.1</w:t>
       </w:r>
       <w:r>
         <w:t xml:space="preserve"> Die Beklagte wird verurteilt, an die Klägerin </w:t>
@@ -157,7 +165,7 @@
         <w:rPr>
           <w:b/>
         </w:rPr>
-        <w:t>II.</w:t>
+        <w:t>1.2</w:t>
       </w:r>
       <w:r>
         <w:t xml:space="preserve"> Im Übrigen wird die Klage abgewiesen.</w:t>
@@ -171,7 +179,7 @@
         <w:rPr>
           <w:b/>
         </w:rPr>
-        <w:t>III.</w:t>
+        <w:t>1.3</w:t>
       </w:r>
       <w:r>
         <w:t xml:space="preserve"> Von den Kosten des Rechtsstreits trägt die Klägerin 25 %, die Beklagte 75 %.</w:t>
@@ -185,7 +193,7 @@
         <w:rPr>
           <w:b/>
         </w:rPr>
-        <w:t>IV.</w:t>
+        <w:t>1.4</w:t>
       </w:r>
       <w:r>
         <w:t xml:space="preserve"> Das Urteil ist gegen Sicherheitsleistung in Höhe von 110 % des jeweils zu vollstreckenden Betrages vorläufig vollstreckbar.</w:t>
@@ -199,7 +207,7 @@
         <w:rPr>
           <w:b/>
         </w:rPr>
-        <w:t>V.</w:t>
+        <w:t>1.5</w:t>
       </w:r>
       <w:r>
         <w:t xml:space="preserve"> Der Streitwert wird auf 684.400 EUR festgesetzt.</w:t>
@@ -209,13 +217,21 @@
     <w:p>
       <w:pPr>
         <w:pStyle w:val="Heading2"/>
+        <w:keepNext/>
+        <w:spacing w:after="0"/>
       </w:pPr>
       <w:r>
         <w:rPr>
           <w:rFonts w:ascii="Times New Roman" w:hAnsi="Times New Roman"/>
         </w:rPr>
-        <w:t>Tatbestand (Kurzfassung)</w:t>
+        <w:t>2 Tatbestand (Kurzfassung)</w:t>
       </w:r>
+    </w:p>
+    <w:p>
+      <w:pPr>
+        <w:keepNext/>
+        <w:spacing w:before="0" w:after="0" w:line="220" w:lineRule="exact"/>
+      </w:pPr>
     </w:p>
     <w:p>
       <w:pPr>
@@ -229,24 +245,40 @@
     <w:p>
       <w:pPr>
         <w:pStyle w:val="Heading2"/>
+        <w:keepNext/>
+        <w:spacing w:after="0"/>
       </w:pPr>
       <w:r>
         <w:rPr>
           <w:rFonts w:ascii="Times New Roman" w:hAnsi="Times New Roman"/>
         </w:rPr>
-        <w:t>Entscheidungsgründe</w:t>
+        <w:t>3 Entscheidungsgründe</w:t>
       </w:r>
     </w:p>
     <w:p>
       <w:pPr>
+        <w:keepNext/>
+        <w:spacing w:before="0" w:after="0" w:line="220" w:lineRule="exact"/>
+      </w:pPr>
+    </w:p>
+    <w:p>
+      <w:pPr>
         <w:pStyle w:val="Heading3"/>
+        <w:keepNext/>
+        <w:spacing w:after="0"/>
       </w:pPr>
       <w:r>
         <w:rPr>
           <w:rFonts w:ascii="Times New Roman" w:hAnsi="Times New Roman"/>
         </w:rPr>
-        <w:t>A — Zur Zulässigkeit</w:t>
+        <w:t>3.1 Zur Zulässigkeit</w:t>
       </w:r>
+    </w:p>
+    <w:p>
+      <w:pPr>
+        <w:keepNext/>
+        <w:spacing w:before="0" w:after="0" w:line="220" w:lineRule="exact"/>
+      </w:pPr>
     </w:p>
     <w:p>
       <w:pPr>
@@ -259,24 +291,40 @@
     <w:p>
       <w:pPr>
         <w:pStyle w:val="Heading3"/>
+        <w:keepNext/>
+        <w:spacing w:after="0"/>
       </w:pPr>
       <w:r>
         <w:rPr>
           <w:rFonts w:ascii="Times New Roman" w:hAnsi="Times New Roman"/>
         </w:rPr>
-        <w:t>B — Zur Begründetheit</w:t>
+        <w:t>3.2 Zur Begründetheit</w:t>
       </w:r>
     </w:p>
     <w:p>
       <w:pPr>
+        <w:keepNext/>
+        <w:spacing w:before="0" w:after="0" w:line="220" w:lineRule="exact"/>
+      </w:pPr>
+    </w:p>
+    <w:p>
+      <w:pPr>
+        <w:keepNext/>
+        <w:spacing w:after="0"/>
         <w:jc w:val="left"/>
       </w:pPr>
       <w:r>
         <w:rPr>
           <w:b/>
         </w:rPr>
-        <w:t>I. Schadensersatz Baumängel (§ 634 Nr. 4 i.V.m. § 280 Abs. 1, § 281 BGB)</w:t>
+        <w:t>3.2.1 Schadensersatz Baumängel (§ 634 Nr. 4 i.V.m. § 280 Abs. 1, § 281 BGB)</w:t>
       </w:r>
+    </w:p>
+    <w:p>
+      <w:pPr>
+        <w:keepNext/>
+        <w:spacing w:before="0" w:after="0" w:line="220" w:lineRule="exact"/>
+      </w:pPr>
     </w:p>
     <w:p>
       <w:pPr>
@@ -334,14 +382,22 @@
     </w:p>
     <w:p>
       <w:pPr>
+        <w:keepNext/>
+        <w:spacing w:after="0"/>
         <w:jc w:val="left"/>
       </w:pPr>
       <w:r>
         <w:rPr>
           <w:b/>
         </w:rPr>
-        <w:t>II. Folgemängelschäden (§ 634 Nr. 4 i.V.m. § 280 Abs. 1 BGB)</w:t>
+        <w:t>3.2.2 Folgemängelschäden (§ 634 Nr. 4 i.V.m. § 280 Abs. 1 BGB)</w:t>
       </w:r>
+    </w:p>
+    <w:p>
+      <w:pPr>
+        <w:keepNext/>
+        <w:spacing w:before="0" w:after="0" w:line="220" w:lineRule="exact"/>
+      </w:pPr>
     </w:p>
     <w:p>
       <w:pPr>
@@ -353,14 +409,22 @@
     </w:p>
     <w:p>
       <w:pPr>
+        <w:keepNext/>
+        <w:spacing w:after="0"/>
         <w:jc w:val="left"/>
       </w:pPr>
       <w:r>
         <w:rPr>
           <w:b/>
         </w:rPr>
-        <w:t>III. Bodenaustausch / AGB-Klausel</w:t>
+        <w:t>3.2.3 Bodenaustausch / AGB-Klausel</w:t>
       </w:r>
+    </w:p>
+    <w:p>
+      <w:pPr>
+        <w:keepNext/>
+        <w:spacing w:before="0" w:after="0" w:line="220" w:lineRule="exact"/>
+      </w:pPr>
     </w:p>
     <w:p>
       <w:pPr>
@@ -381,14 +445,22 @@
     </w:p>
     <w:p>
       <w:pPr>
+        <w:keepNext/>
+        <w:spacing w:after="0"/>
         <w:jc w:val="left"/>
       </w:pPr>
       <w:r>
         <w:rPr>
           <w:b/>
         </w:rPr>
-        <w:t>IV. Verzögerungsschaden</w:t>
+        <w:t>3.2.4 Verzögerungsschaden</w:t>
       </w:r>
+    </w:p>
+    <w:p>
+      <w:pPr>
+        <w:keepNext/>
+        <w:spacing w:before="0" w:after="0" w:line="220" w:lineRule="exact"/>
+      </w:pPr>
     </w:p>
     <w:p>
       <w:pPr>
@@ -409,14 +481,22 @@
     </w:p>
     <w:p>
       <w:pPr>
+        <w:keepNext/>
+        <w:spacing w:after="0"/>
         <w:jc w:val="left"/>
       </w:pPr>
       <w:r>
         <w:rPr>
           <w:b/>
         </w:rPr>
-        <w:t>V. Minderung (§ 638 BGB)</w:t>
+        <w:t>3.2.5 Minderung (§ 638 BGB)</w:t>
       </w:r>
+    </w:p>
+    <w:p>
+      <w:pPr>
+        <w:keepNext/>
+        <w:spacing w:before="0" w:after="0" w:line="220" w:lineRule="exact"/>
+      </w:pPr>
     </w:p>
     <w:p>
       <w:pPr>
@@ -428,14 +508,22 @@
     </w:p>
     <w:p>
       <w:pPr>
+        <w:keepNext/>
+        <w:spacing w:after="0"/>
         <w:jc w:val="left"/>
       </w:pPr>
       <w:r>
         <w:rPr>
           <w:b/>
         </w:rPr>
-        <w:t>VI. Abgewiesene Positionen</w:t>
+        <w:t>3.2.6 Abgewiesene Positionen</w:t>
       </w:r>
+    </w:p>
+    <w:p>
+      <w:pPr>
+        <w:keepNext/>
+        <w:spacing w:before="0" w:after="0" w:line="220" w:lineRule="exact"/>
+      </w:pPr>
     </w:p>
     <w:p>
       <w:pPr>
@@ -463,13 +551,21 @@
     <w:p>
       <w:pPr>
         <w:pStyle w:val="Heading2"/>
+        <w:keepNext/>
+        <w:spacing w:after="0"/>
       </w:pPr>
       <w:r>
         <w:rPr>
           <w:rFonts w:ascii="Times New Roman" w:hAnsi="Times New Roman"/>
         </w:rPr>
-        <w:t>Kostenentscheidung</w:t>
+        <w:t>4 Kostenentscheidung</w:t>
       </w:r>
+    </w:p>
+    <w:p>
+      <w:pPr>
+        <w:keepNext/>
+        <w:spacing w:before="0" w:after="0" w:line="220" w:lineRule="exact"/>
+      </w:pPr>
     </w:p>
     <w:p>
       <w:pPr>
@@ -483,13 +579,21 @@
     <w:p>
       <w:pPr>
         <w:pStyle w:val="Heading2"/>
+        <w:keepNext/>
+        <w:spacing w:after="0"/>
       </w:pPr>
       <w:r>
         <w:rPr>
           <w:rFonts w:ascii="Times New Roman" w:hAnsi="Times New Roman"/>
         </w:rPr>
-        <w:t>Berufung</w:t>
+        <w:t>5 Berufung</w:t>
       </w:r>
+    </w:p>
+    <w:p>
+      <w:pPr>
+        <w:keepNext/>
+        <w:spacing w:before="0" w:after="0" w:line="220" w:lineRule="exact"/>
+      </w:pPr>
     </w:p>
     <w:p>
       <w:pPr>
@@ -528,7 +632,7 @@
         <w:jc w:val="left"/>
       </w:pPr>
       <w:r>
-        <w:t>Berufungsfrist: 05.09.2027.</w:t>
+        <w:t>Berufungsfrist: Montag, 06.09.2027 (§ 222 Abs. 1 und 2 ZPO i.V.m. §§ 187 Abs. 1, 188 Abs. 2 BGB; rechnerischer Fristablauf am Sonntag, 05.09.2027).</w:t>
       </w:r>
     </w:p>
     <w:p>
@@ -540,13 +644,100 @@
       </w:r>
     </w:p>
     <w:sectPr>
+      <w:headerReference w:type="default" r:id="rId9"/>
+      <w:footerReference w:type="default" r:id="rId10"/>
       <w:pgSz w:w="11906" w:h="16838"/>
-      <w:pgMar w:top="1417" w:right="1417" w:bottom="1417" w:left="1417" w:header="720" w:footer="720" w:gutter="0"/>
+      <w:pgMar w:top="1417" w:right="1417" w:bottom="1417" w:left="1417" w:header="680" w:footer="567" w:gutter="0"/>
       <w:cols w:space="720"/>
       <w:docGrid w:linePitch="360"/>
     </w:sectPr>
   </w:body>
 </w:document>
+</file>
+
+<file path=word/footer1.xml><?xml version="1.0" encoding="utf-8"?>
+<w:ftr xmlns:m="http://schemas.openxmlformats.org/officeDocument/2006/math" xmlns:mc="http://schemas.openxmlformats.org/markup-compatibility/2006" xmlns:mo="http://schemas.microsoft.com/office/mac/office/2008/main" xmlns:mv="urn:schemas-microsoft-com:mac:vml" xmlns:o="urn:schemas-microsoft-com:office:office" xmlns:r="http://schemas.openxmlformats.org/officeDocument/2006/relationships" xmlns:v="urn:schemas-microsoft-com:vml" xmlns:w10="urn:schemas-microsoft-com:office:word" xmlns:w14="http://schemas.microsoft.com/office/word/2010/wordml" xmlns:w="http://schemas.openxmlformats.org/wordprocessingml/2006/main" xmlns:wne="http://schemas.microsoft.com/office/word/2006/wordml" xmlns:wp14="http://schemas.microsoft.com/office/word/2010/wordprocessingDrawing" xmlns:wp="http://schemas.openxmlformats.org/drawingml/2006/wordprocessingDrawing" xmlns:wpc="http://schemas.microsoft.com/office/word/2010/wordprocessingCanvas" xmlns:wpg="http://schemas.microsoft.com/office/word/2010/wordprocessingGroup" xmlns:wpi="http://schemas.microsoft.com/office/word/2010/wordprocessingInk" xmlns:wps="http://schemas.microsoft.com/office/word/2010/wordprocessingShape" mc:Ignorable="w14 wp14">
+  <w:p>
+    <w:pPr>
+      <w:pStyle w:val="Footer"/>
+      <w:tabs>
+        <w:tab w:pos="9071" w:val="right"/>
+      </w:tabs>
+      <w:jc w:val="left"/>
+    </w:pPr>
+    <w:r>
+      <w:rPr>
+        <w:rFonts w:ascii="Times New Roman" w:hAnsi="Times New Roman"/>
+        <w:color w:val="6B6B66"/>
+        <w:sz w:val="16"/>
+      </w:rPr>
+    </w:r>
+    <w:r>
+      <w:rPr>
+        <w:rFonts w:ascii="Times New Roman" w:hAnsi="Times New Roman"/>
+        <w:color w:val="6B6B66"/>
+        <w:sz w:val="16"/>
+      </w:rPr>
+      <w:t>Saalbau Rosenheim GmbH</w:t>
+    </w:r>
+    <w:r>
+      <w:rPr>
+        <w:rFonts w:ascii="Times New Roman" w:hAnsi="Times New Roman"/>
+        <w:color w:val="6B6B66"/>
+        <w:sz w:val="16"/>
+      </w:rPr>
+      <w:tab/>
+      <w:t xml:space="preserve">Seite </w:t>
+    </w:r>
+    <w:r>
+      <w:rPr>
+        <w:rFonts w:ascii="Times New Roman" w:hAnsi="Times New Roman"/>
+        <w:color w:val="6B6B66"/>
+        <w:sz w:val="16"/>
+      </w:rPr>
+      <w:fldChar w:fldCharType="begin"/>
+      <w:instrText xml:space="preserve"> PAGE </w:instrText>
+      <w:fldChar w:fldCharType="end"/>
+    </w:r>
+  </w:p>
+</w:ftr>
+</file>
+
+<file path=word/header1.xml><?xml version="1.0" encoding="utf-8"?>
+<w:hdr xmlns:m="http://schemas.openxmlformats.org/officeDocument/2006/math" xmlns:mc="http://schemas.openxmlformats.org/markup-compatibility/2006" xmlns:mo="http://schemas.microsoft.com/office/mac/office/2008/main" xmlns:mv="urn:schemas-microsoft-com:mac:vml" xmlns:o="urn:schemas-microsoft-com:office:office" xmlns:r="http://schemas.openxmlformats.org/officeDocument/2006/relationships" xmlns:v="urn:schemas-microsoft-com:vml" xmlns:w10="urn:schemas-microsoft-com:office:word" xmlns:w14="http://schemas.microsoft.com/office/word/2010/wordml" xmlns:w="http://schemas.openxmlformats.org/wordprocessingml/2006/main" xmlns:wne="http://schemas.microsoft.com/office/word/2006/wordml" xmlns:wp14="http://schemas.microsoft.com/office/word/2010/wordprocessingDrawing" xmlns:wp="http://schemas.openxmlformats.org/drawingml/2006/wordprocessingDrawing" xmlns:wpc="http://schemas.microsoft.com/office/word/2010/wordprocessingCanvas" xmlns:wpg="http://schemas.microsoft.com/office/word/2010/wordprocessingGroup" xmlns:wpi="http://schemas.microsoft.com/office/word/2010/wordprocessingInk" xmlns:wps="http://schemas.microsoft.com/office/word/2010/wordprocessingShape" mc:Ignorable="w14 wp14">
+  <w:p>
+    <w:pPr>
+      <w:pStyle w:val="Header"/>
+      <w:jc w:val="left"/>
+    </w:pPr>
+    <w:r/>
+    <w:r>
+      <w:rPr>
+        <w:rFonts w:ascii="Times New Roman" w:hAnsi="Times New Roman"/>
+        <w:b/>
+        <w:color w:val="3B3F45"/>
+        <w:sz w:val="24"/>
+      </w:rPr>
+      <w:t>Saalbau Rosenheim GmbH</w:t>
+    </w:r>
+  </w:p>
+  <w:p>
+    <w:pPr>
+      <w:jc w:val="left"/>
+      <w:pBdr>
+        <w:bottom w:val="single" w:sz="6" w:space="2" w:color="3B3F45"/>
+      </w:pBdr>
+    </w:pPr>
+    <w:r>
+      <w:rPr>
+        <w:rFonts w:ascii="Times New Roman" w:hAnsi="Times New Roman"/>
+        <w:color w:val="6B6B66"/>
+        <w:sz w:val="16"/>
+      </w:rPr>
+      <w:t>Unternehmen · Az. 1 O 2188/25</w:t>
+    </w:r>
+  </w:p>
+</w:hdr>
 </file>
 
 <file path=word/numbering.xml><?xml version="1.0" encoding="utf-8"?>
